--- a/prompt/prompt verion 2.docx
+++ b/prompt/prompt verion 2.docx
@@ -27,7 +27,15 @@
         <w:t>Tu es un expert en conception de sites web commerciaux à haute conversion, spécialisé dans les services techniques industriels B2B.</w:t>
       </w:r>
       <w:r>
-        <w:t xml:space="preserve"> je t’invite a prendre de l’initiative au niveau</w:t>
+        <w:t xml:space="preserve"> je t’invite </w:t>
+      </w:r>
+      <w:proofErr w:type="gramStart"/>
+      <w:r>
+        <w:t>a</w:t>
+      </w:r>
+      <w:proofErr w:type="gramEnd"/>
+      <w:r>
+        <w:t xml:space="preserve"> prendre de l’initiative au niveau</w:t>
       </w:r>
       <w:r>
         <w:t xml:space="preserve"> élaboration du texte et </w:t>
@@ -47,7 +55,15 @@
         <w:t>Important</w:t>
       </w:r>
       <w:r>
-        <w:t> : pose moi des questions et chalenge moi pour</w:t>
+        <w:t xml:space="preserve"> : </w:t>
+      </w:r>
+      <w:proofErr w:type="gramStart"/>
+      <w:r>
+        <w:t>pose moi</w:t>
+      </w:r>
+      <w:proofErr w:type="gramEnd"/>
+      <w:r>
+        <w:t xml:space="preserve"> des questions et chalenge moi pour</w:t>
       </w:r>
       <w:r>
         <w:t xml:space="preserve"> améliorer la conception du site web.</w:t>
@@ -61,13 +77,45 @@
         </w:pBdr>
       </w:pPr>
       <w:r>
-        <w:t>Je veux que tu produise le meilleur prompt avant de programmer</w:t>
-      </w:r>
-      <w:r>
-        <w:t>. Et pose moi la question , si je suis pres pour la programmation.</w:t>
-      </w:r>
-      <w:r>
-        <w:t xml:space="preserve"> De plus si cela peux donner de meilleur résultat on peut le programmer avec </w:t>
+        <w:t xml:space="preserve">Je veux que tu </w:t>
+      </w:r>
+      <w:proofErr w:type="gramStart"/>
+      <w:r>
+        <w:t>produise</w:t>
+      </w:r>
+      <w:proofErr w:type="gramEnd"/>
+      <w:r>
+        <w:t xml:space="preserve"> le meilleur prompt avant de programmer</w:t>
+      </w:r>
+      <w:r>
+        <w:t xml:space="preserve">. Et </w:t>
+      </w:r>
+      <w:proofErr w:type="gramStart"/>
+      <w:r>
+        <w:t>pose moi</w:t>
+      </w:r>
+      <w:proofErr w:type="gramEnd"/>
+      <w:r>
+        <w:t xml:space="preserve"> la </w:t>
+      </w:r>
+      <w:proofErr w:type="gramStart"/>
+      <w:r>
+        <w:t>question ,</w:t>
+      </w:r>
+      <w:proofErr w:type="gramEnd"/>
+      <w:r>
+        <w:t xml:space="preserve"> si je suis pres pour la programmation.</w:t>
+      </w:r>
+      <w:r>
+        <w:t xml:space="preserve"> De plus si cela </w:t>
+      </w:r>
+      <w:proofErr w:type="gramStart"/>
+      <w:r>
+        <w:t>peux</w:t>
+      </w:r>
+      <w:proofErr w:type="gramEnd"/>
+      <w:r>
+        <w:t xml:space="preserve"> donner de meilleur résultat on peut le programmer avec </w:t>
       </w:r>
       <w:r>
         <w:t>claude code.</w:t>
@@ -113,19 +161,29 @@
         <w:t>, JS. Pas de react pour l’instant</w:t>
       </w:r>
       <w:r>
-        <w:t>. On veux un site qui ne coute pas chère a heberger</w:t>
-      </w:r>
-    </w:p>
-    <w:p>
-      <w:pPr>
-        <w:pBdr>
-          <w:top w:val="single" w:sz="6" w:space="1" w:color="auto"/>
-          <w:bottom w:val="single" w:sz="6" w:space="1" w:color="auto"/>
-        </w:pBdr>
-      </w:pPr>
+        <w:t xml:space="preserve">. On </w:t>
+      </w:r>
+      <w:proofErr w:type="gramStart"/>
+      <w:r>
+        <w:t>veux</w:t>
+      </w:r>
+      <w:proofErr w:type="gramEnd"/>
+      <w:r>
+        <w:t xml:space="preserve"> un site qui ne coute pas chère a heberger</w:t>
+      </w:r>
+    </w:p>
+    <w:p>
+      <w:pPr>
+        <w:pBdr>
+          <w:top w:val="single" w:sz="6" w:space="1" w:color="auto"/>
+          <w:bottom w:val="single" w:sz="6" w:space="1" w:color="auto"/>
+        </w:pBdr>
+      </w:pPr>
+      <w:proofErr w:type="gramStart"/>
       <w:r>
         <w:t>but</w:t>
       </w:r>
+      <w:proofErr w:type="gramEnd"/>
       <w:r>
         <w:t xml:space="preserve"> :</w:t>
       </w:r>
@@ -145,7 +203,15 @@
         <w:t xml:space="preserve"> qui est de réparer des camera </w:t>
       </w:r>
       <w:r>
-        <w:t>d’inspection pour drain et autres appareil de d</w:t>
+        <w:t xml:space="preserve">d’inspection pour drain et </w:t>
+      </w:r>
+      <w:proofErr w:type="gramStart"/>
+      <w:r>
+        <w:t>autres appareil</w:t>
+      </w:r>
+      <w:proofErr w:type="gramEnd"/>
+      <w:r>
+        <w:t xml:space="preserve"> de d</w:t>
       </w:r>
       <w:r>
         <w:t>é</w:t>
@@ -190,6 +256,20 @@
       </w:pPr>
       <w:r>
         <w:t>Nom : Access Spec Telecommunications Inc.</w:t>
+      </w:r>
+    </w:p>
+    <w:p>
+      <w:pPr>
+        <w:pBdr>
+          <w:top w:val="single" w:sz="6" w:space="1" w:color="auto"/>
+          <w:bottom w:val="single" w:sz="6" w:space="1" w:color="auto"/>
+        </w:pBdr>
+      </w:pPr>
+      <w:r>
+        <w:t xml:space="preserve">Adresse : </w:t>
+      </w:r>
+      <w:r>
+        <w:t>328C, rue Saint-Paul, Repentigny, QC J5Z 4H9</w:t>
       </w:r>
       <w:r>
         <w:br/>
@@ -220,13 +300,29 @@
         </w:pBdr>
       </w:pPr>
       <w:r>
-        <w:t>Logo : logoAccessSpec.svg</w:t>
+        <w:t xml:space="preserve">Logo : </w:t>
+      </w:r>
+      <w:proofErr w:type="gramStart"/>
+      <w:r>
+        <w:t>logoAccessSpec.svg</w:t>
       </w:r>
       <w:r>
         <w:t xml:space="preserve"> </w:t>
       </w:r>
       <w:r>
-        <w:t xml:space="preserve"> (à afficher centré en haut)</w:t>
+        <w:t xml:space="preserve"> (</w:t>
+      </w:r>
+      <w:proofErr w:type="gramEnd"/>
+      <w:r>
+        <w:t xml:space="preserve">à afficher </w:t>
+      </w:r>
+      <w:proofErr w:type="gramStart"/>
+      <w:r>
+        <w:t>centré</w:t>
+      </w:r>
+      <w:proofErr w:type="gramEnd"/>
+      <w:r>
+        <w:t xml:space="preserve"> en haut)</w:t>
       </w:r>
     </w:p>
     <w:p>
@@ -266,8 +362,13 @@
       <w:pPr>
         <w:ind w:firstLine="360"/>
       </w:pPr>
-      <w:r>
-        <w:t>exterieur de compagnie avec des appareils neuf</w:t>
+      <w:proofErr w:type="gramStart"/>
+      <w:r>
+        <w:t>exterieur</w:t>
+      </w:r>
+      <w:proofErr w:type="gramEnd"/>
+      <w:r>
+        <w:t xml:space="preserve"> de compagnie avec des appareils neuf</w:t>
       </w:r>
     </w:p>
     <w:p>
@@ -278,9 +379,19 @@
           <w:numId w:val="30"/>
         </w:numPr>
       </w:pPr>
-      <w:r>
-        <w:t>facade-camera neufx.webp</w:t>
-      </w:r>
+      <w:proofErr w:type="gramStart"/>
+      <w:r>
+        <w:t>facade</w:t>
+      </w:r>
+      <w:proofErr w:type="gramEnd"/>
+      <w:r>
+        <w:t xml:space="preserve">-camera </w:t>
+      </w:r>
+      <w:proofErr w:type="gramStart"/>
+      <w:r>
+        <w:t>neufx.webp</w:t>
+      </w:r>
+      <w:proofErr w:type="gramEnd"/>
     </w:p>
     <w:p>
       <w:pPr>
@@ -303,9 +414,20 @@
           <w:numId w:val="27"/>
         </w:numPr>
       </w:pPr>
-      <w:r>
-        <w:t>atelier. jpg</w:t>
-      </w:r>
+      <w:proofErr w:type="gramStart"/>
+      <w:r>
+        <w:lastRenderedPageBreak/>
+        <w:t>atelier</w:t>
+      </w:r>
+      <w:proofErr w:type="gramEnd"/>
+      <w:r>
+        <w:t xml:space="preserve">. </w:t>
+      </w:r>
+      <w:proofErr w:type="gramStart"/>
+      <w:r>
+        <w:t>jpg</w:t>
+      </w:r>
+      <w:proofErr w:type="gramEnd"/>
     </w:p>
     <w:p>
       <w:pPr>
@@ -315,17 +437,26 @@
           <w:numId w:val="27"/>
         </w:numPr>
       </w:pPr>
-      <w:r>
-        <w:t>ateleir2 .jpg</w:t>
+      <w:proofErr w:type="gramStart"/>
+      <w:r>
+        <w:t>ateleir</w:t>
+      </w:r>
+      <w:proofErr w:type="gramEnd"/>
+      <w:r>
+        <w:t>2 .jpg</w:t>
       </w:r>
     </w:p>
     <w:p>
       <w:pPr>
         <w:ind w:firstLine="360"/>
       </w:pPr>
-      <w:r>
-        <w:lastRenderedPageBreak/>
-        <w:t>appareil réparé :</w:t>
+      <w:proofErr w:type="gramStart"/>
+      <w:r>
+        <w:t>appareil</w:t>
+      </w:r>
+      <w:proofErr w:type="gramEnd"/>
+      <w:r>
+        <w:t xml:space="preserve"> réparé :</w:t>
       </w:r>
     </w:p>
     <w:p>
@@ -336,8 +467,13 @@
           <w:numId w:val="28"/>
         </w:numPr>
       </w:pPr>
-      <w:r>
-        <w:t>camera -robot-repare</w:t>
+      <w:proofErr w:type="gramStart"/>
+      <w:r>
+        <w:t>camera</w:t>
+      </w:r>
+      <w:proofErr w:type="gramEnd"/>
+      <w:r>
+        <w:t xml:space="preserve"> -robot-repare</w:t>
       </w:r>
       <w:r>
         <w:t>.jpeg</w:t>
@@ -351,8 +487,13 @@
           <w:numId w:val="28"/>
         </w:numPr>
       </w:pPr>
-      <w:r>
-        <w:t>camera -robot-repare</w:t>
+      <w:proofErr w:type="gramStart"/>
+      <w:r>
+        <w:t>camera</w:t>
+      </w:r>
+      <w:proofErr w:type="gramEnd"/>
+      <w:r>
+        <w:t xml:space="preserve"> -robot-repare</w:t>
       </w:r>
       <w:r>
         <w:t>2</w:t>
@@ -389,9 +530,19 @@
           <w:numId w:val="28"/>
         </w:numPr>
       </w:pPr>
-      <w:r>
-        <w:t>  camera neufx.webp</w:t>
-      </w:r>
+      <w:proofErr w:type="gramStart"/>
+      <w:r>
+        <w:t>  camera</w:t>
+      </w:r>
+      <w:proofErr w:type="gramEnd"/>
+      <w:r>
+        <w:t xml:space="preserve"> </w:t>
+      </w:r>
+      <w:proofErr w:type="gramStart"/>
+      <w:r>
+        <w:t>neufx.webp</w:t>
+      </w:r>
+      <w:proofErr w:type="gramEnd"/>
     </w:p>
     <w:p>
       <w:r>
@@ -420,8 +571,13 @@
       <w:r>
         <w:t xml:space="preserve">         </w:t>
       </w:r>
-      <w:r>
-        <w:t>image des marque</w:t>
+      <w:proofErr w:type="gramStart"/>
+      <w:r>
+        <w:t>image</w:t>
+      </w:r>
+      <w:proofErr w:type="gramEnd"/>
+      <w:r>
+        <w:t xml:space="preserve"> des marque</w:t>
       </w:r>
       <w:r>
         <w:t>s que l’on r</w:t>
@@ -442,7 +598,14 @@
       </w:pPr>
       <w:r>
         <w:tab/>
-        <w:t>petite image</w:t>
+      </w:r>
+      <w:proofErr w:type="gramStart"/>
+      <w:r>
+        <w:t>petite</w:t>
+      </w:r>
+      <w:proofErr w:type="gramEnd"/>
+      <w:r>
+        <w:t xml:space="preserve"> image</w:t>
       </w:r>
     </w:p>
     <w:p>
@@ -500,8 +663,13 @@
       <w:pPr>
         <w:ind w:left="1416"/>
       </w:pPr>
-      <w:r>
-        <w:t>grande image</w:t>
+      <w:proofErr w:type="gramStart"/>
+      <w:r>
+        <w:t>grande</w:t>
+      </w:r>
+      <w:proofErr w:type="gramEnd"/>
+      <w:r>
+        <w:t xml:space="preserve"> image</w:t>
       </w:r>
     </w:p>
     <w:p>
@@ -734,7 +902,15 @@
         <w:t>de drain</w:t>
       </w:r>
       <w:r>
-        <w:t xml:space="preserve"> et couvre toutes la province de québec</w:t>
+        <w:t xml:space="preserve"> et couvre </w:t>
+      </w:r>
+      <w:proofErr w:type="gramStart"/>
+      <w:r>
+        <w:t>toutes la province</w:t>
+      </w:r>
+      <w:proofErr w:type="gramEnd"/>
+      <w:r>
+        <w:t xml:space="preserve"> de québec</w:t>
       </w:r>
       <w:r>
         <w:t xml:space="preserve"> :</w:t>
@@ -783,6 +959,7 @@
         </w:pBdr>
       </w:pPr>
       <w:r>
+        <w:lastRenderedPageBreak/>
         <w:t>Caméras robotisées</w:t>
       </w:r>
     </w:p>
@@ -813,7 +990,6 @@
         </w:pBdr>
       </w:pPr>
       <w:r>
-        <w:lastRenderedPageBreak/>
         <w:t>Câbles / poussoirs</w:t>
       </w:r>
     </w:p>
@@ -1032,11 +1208,19 @@
           <w:bottom w:val="single" w:sz="6" w:space="1" w:color="auto"/>
         </w:pBdr>
       </w:pPr>
+      <w:proofErr w:type="gramStart"/>
       <w:r>
         <w:rPr>
           <w:lang w:val="en-US"/>
         </w:rPr>
-        <w:t>general-pipes-cleaner</w:t>
+        <w:t>general</w:t>
+      </w:r>
+      <w:proofErr w:type="gramEnd"/>
+      <w:r>
+        <w:rPr>
+          <w:lang w:val="en-US"/>
+        </w:rPr>
+        <w:t>-pipes-cleaner</w:t>
       </w:r>
     </w:p>
     <w:p>
@@ -1179,6 +1363,7 @@
         </w:pBdr>
       </w:pPr>
       <w:r>
+        <w:lastRenderedPageBreak/>
         <w:t>Réparateur accrédité Hathorn</w:t>
       </w:r>
     </w:p>
@@ -1209,7 +1394,6 @@
         </w:pBdr>
       </w:pPr>
       <w:r>
-        <w:lastRenderedPageBreak/>
         <w:t>Certification ARIES Industries (PE2XXX, PE3XXX)</w:t>
       </w:r>
     </w:p>
@@ -1561,6 +1745,7 @@
         </w:pBdr>
       </w:pPr>
       <w:r>
+        <w:lastRenderedPageBreak/>
         <w:t>Couleur titres : #0F766E</w:t>
       </w:r>
     </w:p>
@@ -1591,7 +1776,6 @@
         </w:pBdr>
       </w:pPr>
       <w:r>
-        <w:lastRenderedPageBreak/>
         <w:t>Menu en dessous</w:t>
       </w:r>
     </w:p>
@@ -1745,8 +1929,13 @@
         <w:t>Québec</w:t>
       </w:r>
       <w:r>
-        <w:t xml:space="preserve"> et ces grande ville</w:t>
-      </w:r>
+        <w:t xml:space="preserve"> et </w:t>
+      </w:r>
+      <w:proofErr w:type="gramStart"/>
+      <w:r>
+        <w:t>ces grande ville</w:t>
+      </w:r>
+      <w:proofErr w:type="gramEnd"/>
     </w:p>
     <w:p>
       <w:pPr>
@@ -1988,8 +2177,13 @@
           <w:bottom w:val="single" w:sz="6" w:space="1" w:color="auto"/>
         </w:pBdr>
       </w:pPr>
-      <w:r>
-        <w:t>caméra ne fonctionne plus</w:t>
+      <w:proofErr w:type="gramStart"/>
+      <w:r>
+        <w:t>caméra</w:t>
+      </w:r>
+      <w:proofErr w:type="gramEnd"/>
+      <w:r>
+        <w:t xml:space="preserve"> ne fonctionne plus</w:t>
       </w:r>
     </w:p>
     <w:p>
@@ -2003,8 +2197,14 @@
           <w:bottom w:val="single" w:sz="6" w:space="1" w:color="auto"/>
         </w:pBdr>
       </w:pPr>
-      <w:r>
-        <w:t>câble brisé</w:t>
+      <w:proofErr w:type="gramStart"/>
+      <w:r>
+        <w:lastRenderedPageBreak/>
+        <w:t>câble</w:t>
+      </w:r>
+      <w:proofErr w:type="gramEnd"/>
+      <w:r>
+        <w:t xml:space="preserve"> brisé</w:t>
       </w:r>
     </w:p>
     <w:p>
@@ -2018,8 +2218,13 @@
           <w:bottom w:val="single" w:sz="6" w:space="1" w:color="auto"/>
         </w:pBdr>
       </w:pPr>
-      <w:r>
-        <w:t>image instable</w:t>
+      <w:proofErr w:type="gramStart"/>
+      <w:r>
+        <w:t>image</w:t>
+      </w:r>
+      <w:proofErr w:type="gramEnd"/>
+      <w:r>
+        <w:t xml:space="preserve"> instable</w:t>
       </w:r>
     </w:p>
     <w:p>
@@ -2033,9 +2238,13 @@
           <w:bottom w:val="single" w:sz="6" w:space="1" w:color="auto"/>
         </w:pBdr>
       </w:pPr>
-      <w:r>
-        <w:lastRenderedPageBreak/>
-        <w:t>localisateur défectueux</w:t>
+      <w:proofErr w:type="gramStart"/>
+      <w:r>
+        <w:t>localisateur</w:t>
+      </w:r>
+      <w:proofErr w:type="gramEnd"/>
+      <w:r>
+        <w:t xml:space="preserve"> défectueux</w:t>
       </w:r>
     </w:p>
     <w:p>
@@ -2049,8 +2258,13 @@
           <w:bottom w:val="single" w:sz="6" w:space="1" w:color="auto"/>
         </w:pBdr>
       </w:pPr>
-      <w:r>
-        <w:t>robot d’inspection défaillant</w:t>
+      <w:proofErr w:type="gramStart"/>
+      <w:r>
+        <w:t>robot</w:t>
+      </w:r>
+      <w:proofErr w:type="gramEnd"/>
+      <w:r>
+        <w:t xml:space="preserve"> d’inspection défaillant</w:t>
       </w:r>
     </w:p>
     <w:p>
@@ -2092,9 +2306,11 @@
           <w:bottom w:val="single" w:sz="6" w:space="1" w:color="auto"/>
         </w:pBdr>
       </w:pPr>
+      <w:proofErr w:type="gramStart"/>
       <w:r>
         <w:t>diagnostic</w:t>
       </w:r>
+      <w:proofErr w:type="gramEnd"/>
     </w:p>
     <w:p>
       <w:pPr>
@@ -2107,9 +2323,11 @@
           <w:bottom w:val="single" w:sz="6" w:space="1" w:color="auto"/>
         </w:pBdr>
       </w:pPr>
+      <w:proofErr w:type="gramStart"/>
       <w:r>
         <w:t>réparation</w:t>
       </w:r>
+      <w:proofErr w:type="gramEnd"/>
     </w:p>
     <w:p>
       <w:pPr>
@@ -2122,9 +2340,11 @@
           <w:bottom w:val="single" w:sz="6" w:space="1" w:color="auto"/>
         </w:pBdr>
       </w:pPr>
+      <w:proofErr w:type="gramStart"/>
       <w:r>
         <w:t>entretien</w:t>
       </w:r>
+      <w:proofErr w:type="gramEnd"/>
     </w:p>
     <w:p>
       <w:pPr>
@@ -2165,9 +2385,11 @@
           <w:bottom w:val="single" w:sz="6" w:space="1" w:color="auto"/>
         </w:pBdr>
       </w:pPr>
+      <w:proofErr w:type="gramStart"/>
       <w:r>
         <w:t>appel</w:t>
       </w:r>
+      <w:proofErr w:type="gramEnd"/>
     </w:p>
     <w:p>
       <w:pPr>
@@ -2180,9 +2402,11 @@
           <w:bottom w:val="single" w:sz="6" w:space="1" w:color="auto"/>
         </w:pBdr>
       </w:pPr>
+      <w:proofErr w:type="gramStart"/>
       <w:r>
         <w:t>validation</w:t>
       </w:r>
+      <w:proofErr w:type="gramEnd"/>
     </w:p>
     <w:p>
       <w:pPr>
@@ -2195,9 +2419,11 @@
           <w:bottom w:val="single" w:sz="6" w:space="1" w:color="auto"/>
         </w:pBdr>
       </w:pPr>
+      <w:proofErr w:type="gramStart"/>
       <w:r>
         <w:t>envoi</w:t>
       </w:r>
+      <w:proofErr w:type="gramEnd"/>
     </w:p>
     <w:p>
       <w:pPr>
@@ -2210,9 +2436,11 @@
           <w:bottom w:val="single" w:sz="6" w:space="1" w:color="auto"/>
         </w:pBdr>
       </w:pPr>
+      <w:proofErr w:type="gramStart"/>
       <w:r>
         <w:t>diagnostic</w:t>
       </w:r>
+      <w:proofErr w:type="gramEnd"/>
     </w:p>
     <w:p>
       <w:pPr>
@@ -2225,9 +2453,11 @@
           <w:bottom w:val="single" w:sz="6" w:space="1" w:color="auto"/>
         </w:pBdr>
       </w:pPr>
+      <w:proofErr w:type="gramStart"/>
       <w:r>
         <w:t>réparation</w:t>
       </w:r>
+      <w:proofErr w:type="gramEnd"/>
     </w:p>
     <w:p>
       <w:pPr>
@@ -2240,9 +2470,11 @@
           <w:bottom w:val="single" w:sz="6" w:space="1" w:color="auto"/>
         </w:pBdr>
       </w:pPr>
+      <w:proofErr w:type="gramStart"/>
       <w:r>
         <w:t>retour</w:t>
       </w:r>
+      <w:proofErr w:type="gramEnd"/>
     </w:p>
     <w:p>
       <w:pPr>
@@ -2283,9 +2515,11 @@
           <w:bottom w:val="single" w:sz="6" w:space="1" w:color="auto"/>
         </w:pBdr>
       </w:pPr>
+      <w:proofErr w:type="gramStart"/>
       <w:r>
         <w:t>expertise</w:t>
       </w:r>
+      <w:proofErr w:type="gramEnd"/>
     </w:p>
     <w:p>
       <w:pPr>
@@ -2298,8 +2532,13 @@
           <w:bottom w:val="single" w:sz="6" w:space="1" w:color="auto"/>
         </w:pBdr>
       </w:pPr>
-      <w:r>
-        <w:t>économie vs remplacement</w:t>
+      <w:proofErr w:type="gramStart"/>
+      <w:r>
+        <w:t>économie</w:t>
+      </w:r>
+      <w:proofErr w:type="gramEnd"/>
+      <w:r>
+        <w:t xml:space="preserve"> vs remplacement</w:t>
       </w:r>
     </w:p>
     <w:p>
@@ -2313,9 +2552,11 @@
           <w:bottom w:val="single" w:sz="6" w:space="1" w:color="auto"/>
         </w:pBdr>
       </w:pPr>
+      <w:proofErr w:type="gramStart"/>
       <w:r>
         <w:t>rapidité</w:t>
       </w:r>
+      <w:proofErr w:type="gramEnd"/>
     </w:p>
     <w:p>
       <w:pPr>
@@ -2328,8 +2569,13 @@
           <w:bottom w:val="single" w:sz="6" w:space="1" w:color="auto"/>
         </w:pBdr>
       </w:pPr>
-      <w:r>
-        <w:t>service Québec</w:t>
+      <w:proofErr w:type="gramStart"/>
+      <w:r>
+        <w:t>service</w:t>
+      </w:r>
+      <w:proofErr w:type="gramEnd"/>
+      <w:r>
+        <w:t xml:space="preserve"> Québec</w:t>
       </w:r>
     </w:p>
     <w:p>
@@ -2389,6 +2635,7 @@
         </w:pBdr>
       </w:pPr>
       <w:r>
+        <w:lastRenderedPageBreak/>
         <w:t>CTA FINAL</w:t>
       </w:r>
       <w:r>
@@ -2417,7 +2664,6 @@
         </w:pBdr>
       </w:pPr>
       <w:r>
-        <w:lastRenderedPageBreak/>
         <w:t>STYLE</w:t>
       </w:r>
     </w:p>
@@ -2432,9 +2678,11 @@
           <w:bottom w:val="single" w:sz="6" w:space="1" w:color="auto"/>
         </w:pBdr>
       </w:pPr>
+      <w:proofErr w:type="gramStart"/>
       <w:r>
         <w:t>clair</w:t>
       </w:r>
+      <w:proofErr w:type="gramEnd"/>
     </w:p>
     <w:p>
       <w:pPr>
@@ -2447,9 +2695,11 @@
           <w:bottom w:val="single" w:sz="6" w:space="1" w:color="auto"/>
         </w:pBdr>
       </w:pPr>
+      <w:proofErr w:type="gramStart"/>
       <w:r>
         <w:t>direct</w:t>
       </w:r>
+      <w:proofErr w:type="gramEnd"/>
     </w:p>
     <w:p>
       <w:pPr>
@@ -2462,9 +2712,11 @@
           <w:bottom w:val="single" w:sz="6" w:space="1" w:color="auto"/>
         </w:pBdr>
       </w:pPr>
+      <w:proofErr w:type="gramStart"/>
       <w:r>
         <w:t>crédible</w:t>
       </w:r>
+      <w:proofErr w:type="gramEnd"/>
     </w:p>
     <w:p>
       <w:pPr>
@@ -2477,8 +2729,13 @@
           <w:bottom w:val="single" w:sz="6" w:space="1" w:color="auto"/>
         </w:pBdr>
       </w:pPr>
-      <w:r>
-        <w:t>technique accessible</w:t>
+      <w:proofErr w:type="gramStart"/>
+      <w:r>
+        <w:t>technique</w:t>
+      </w:r>
+      <w:proofErr w:type="gramEnd"/>
+      <w:r>
+        <w:t xml:space="preserve"> accessible</w:t>
       </w:r>
     </w:p>
     <w:p>
@@ -2527,18 +2784,25 @@
           <w:bottom w:val="single" w:sz="6" w:space="1" w:color="auto"/>
         </w:pBdr>
       </w:pPr>
-      <w:r>
-        <w:t>réparation caméra d'inspection partout a</w:t>
+      <w:proofErr w:type="gramStart"/>
+      <w:r>
+        <w:t>réparation</w:t>
+      </w:r>
+      <w:proofErr w:type="gramEnd"/>
+      <w:r>
+        <w:t xml:space="preserve"> caméra d'inspection partout a</w:t>
       </w:r>
       <w:r>
         <w:t xml:space="preserve"> travers </w:t>
       </w:r>
+      <w:proofErr w:type="gramStart"/>
       <w:r>
         <w:t xml:space="preserve">le </w:t>
       </w:r>
       <w:r>
         <w:t xml:space="preserve"> Québec</w:t>
       </w:r>
+      <w:proofErr w:type="gramEnd"/>
       <w:r>
         <w:br/>
         <w:t xml:space="preserve">-Montréal, Laval, Longueuil, Québec, Sherbrooke, Gatineau, Hull, </w:t>
@@ -2561,8 +2825,13 @@
           <w:bottom w:val="single" w:sz="6" w:space="1" w:color="auto"/>
         </w:pBdr>
       </w:pPr>
-      <w:r>
-        <w:t>réparation Tout les marques nommées plus haut</w:t>
+      <w:proofErr w:type="gramStart"/>
+      <w:r>
+        <w:t>réparation</w:t>
+      </w:r>
+      <w:proofErr w:type="gramEnd"/>
+      <w:r>
+        <w:t xml:space="preserve"> Tout les marques nommées plus haut</w:t>
       </w:r>
       <w:r>
         <w:t xml:space="preserve"> et plus</w:t>
@@ -2579,8 +2848,21 @@
           <w:bottom w:val="single" w:sz="6" w:space="1" w:color="auto"/>
         </w:pBdr>
       </w:pPr>
-      <w:r>
-        <w:t>réparation de  localisateur radiodétection</w:t>
+      <w:proofErr w:type="gramStart"/>
+      <w:r>
+        <w:t>réparation</w:t>
+      </w:r>
+      <w:proofErr w:type="gramEnd"/>
+      <w:r>
+        <w:t xml:space="preserve"> </w:t>
+      </w:r>
+      <w:proofErr w:type="gramStart"/>
+      <w:r>
+        <w:t>de  localisateur</w:t>
+      </w:r>
+      <w:proofErr w:type="gramEnd"/>
+      <w:r>
+        <w:t xml:space="preserve"> radiodétection</w:t>
       </w:r>
     </w:p>
     <w:p>
@@ -7669,7 +7951,6 @@
   <w:style w:type="character" w:default="1" w:styleId="Policepardfaut">
     <w:name w:val="Default Paragraph Font"/>
     <w:uiPriority w:val="1"/>
-    <w:semiHidden/>
     <w:unhideWhenUsed/>
   </w:style>
   <w:style w:type="table" w:default="1" w:styleId="TableauNormal">
